--- a/Báo Cáo/CNPM-NHOM4.docx
+++ b/Báo Cáo/CNPM-NHOM4.docx
@@ -326,14 +326,7 @@
           <w:sz w:val="32"/>
           <w:szCs w:val="32"/>
         </w:rPr>
-        <w:t>Giảng viên hướng dẫn: TS. Nguyễ</w:t>
-      </w:r>
-      <w:r>
-        <w:rPr>
-          <w:sz w:val="32"/>
-          <w:szCs w:val="32"/>
-        </w:rPr>
-        <w:t>n Đức Dư</w:t>
+        <w:t>Giảng viên hướng dẫn: TS. Nguyễn Đức Dư</w:t>
       </w:r>
     </w:p>
     <w:p>
@@ -2259,15 +2252,7 @@
           <w:sz w:val="32"/>
           <w:szCs w:val="32"/>
         </w:rPr>
-        <w:t xml:space="preserve">heo khảo sát từ biểu đồ và trích dẫn từ một số nguồn chính thống như VnExpress , VietnamNet  thì : </w:t>
-      </w:r>
-      <w:r>
-        <w:rPr>
-          <w:bCs/>
-          <w:sz w:val="32"/>
-          <w:szCs w:val="32"/>
-        </w:rPr>
-        <w:t xml:space="preserve">Thị trường TMĐT Việt Nam dự báo đạt </w:t>
+        <w:t xml:space="preserve">heo khảo sát từ biểu đồ và trích dẫn từ một số nguồn chính thống như VnExpress , VietnamNet  thì : Thị trường TMĐT Việt Nam dự báo đạt </w:t>
       </w:r>
       <w:r>
         <w:rPr>
@@ -2494,15 +2479,7 @@
           <w:sz w:val="32"/>
           <w:szCs w:val="32"/>
         </w:rPr>
-        <w:t>Từ đó , chúng ta nhận thấy rằng  v</w:t>
-      </w:r>
-      <w:r>
-        <w:rPr>
-          <w:bCs/>
-          <w:sz w:val="32"/>
-          <w:szCs w:val="32"/>
-        </w:rPr>
-        <w:t>iệc xây dựng một website chuyên biệt cho máy ảnh là hướng đi đúng đắn khi thị trường này tại Việt Nam vẫn còn những hạn chế nhất định về kênh phân phối trực tuyến chuyên sâu.</w:t>
+        <w:t>Từ đó , chúng ta nhận thấy rằng  việc xây dựng một website chuyên biệt cho máy ảnh là hướng đi đúng đắn khi thị trường này tại Việt Nam vẫn còn những hạn chế nhất định về kênh phân phối trực tuyến chuyên sâu.</w:t>
       </w:r>
     </w:p>
     <w:p>
@@ -3272,7 +3249,7 @@
           <w:szCs w:val="40"/>
         </w:rPr>
         <w:lastRenderedPageBreak/>
-        <w:t xml:space="preserve">CHƯƠNG </w:t>
+        <w:t>CHƯƠNG 2 : QUY TRÌNH PHÁT TRIỂN</w:t>
       </w:r>
       <w:r>
         <w:rPr>
@@ -3280,7 +3257,91 @@
           <w:sz w:val="40"/>
           <w:szCs w:val="40"/>
         </w:rPr>
-        <w:t>2</w:t>
+        <w:t xml:space="preserve"> </w:t>
+      </w:r>
+    </w:p>
+    <w:p>
+      <w:pPr>
+        <w:spacing w:line="276" w:lineRule="auto"/>
+        <w:rPr>
+          <w:b/>
+          <w:sz w:val="36"/>
+          <w:szCs w:val="36"/>
+        </w:rPr>
+      </w:pPr>
+      <w:r>
+        <w:rPr>
+          <w:b/>
+          <w:sz w:val="36"/>
+          <w:szCs w:val="36"/>
+        </w:rPr>
+        <w:t>2.</w:t>
+      </w:r>
+      <w:r>
+        <w:rPr>
+          <w:b/>
+          <w:sz w:val="36"/>
+          <w:szCs w:val="36"/>
+        </w:rPr>
+        <w:t>1</w:t>
+      </w:r>
+      <w:r>
+        <w:rPr>
+          <w:b/>
+          <w:sz w:val="36"/>
+          <w:szCs w:val="36"/>
+        </w:rPr>
+        <w:t>. Đặc điểm và đánh giá các mô hình tiêu biểu</w:t>
+      </w:r>
+    </w:p>
+    <w:p>
+      <w:pPr>
+        <w:spacing w:line="276" w:lineRule="auto"/>
+        <w:rPr>
+          <w:bCs/>
+          <w:sz w:val="32"/>
+          <w:szCs w:val="32"/>
+        </w:rPr>
+      </w:pPr>
+      <w:r>
+        <w:rPr>
+          <w:bCs/>
+          <w:sz w:val="32"/>
+          <w:szCs w:val="32"/>
+        </w:rPr>
+        <w:t xml:space="preserve">Trong quá trình phát triển hệ thống, việc lựa chọn mô hình phát triển phần mềm phù hợp đóng vai trò quan trọng nhằm đảm bảo tiến độ, chất lượng và khả năng đáp ứng yêu cầu thực tế. Hiện nay, có nhiều mô hình phát triển phần mềm phổ biến như: Waterfall, V-Model, Spiral, </w:t>
+      </w:r>
+      <w:r>
+        <w:rPr>
+          <w:bCs/>
+          <w:sz w:val="32"/>
+          <w:szCs w:val="32"/>
+        </w:rPr>
+        <w:t>Iterative</w:t>
+      </w:r>
+      <w:r>
+        <w:rPr>
+          <w:bCs/>
+          <w:sz w:val="32"/>
+          <w:szCs w:val="32"/>
+        </w:rPr>
+        <w:t xml:space="preserve"> và Agile</w:t>
+      </w:r>
+      <w:r>
+        <w:rPr>
+          <w:bCs/>
+          <w:sz w:val="32"/>
+          <w:szCs w:val="32"/>
+        </w:rPr>
+        <w:t xml:space="preserve"> …. </w:t>
+      </w:r>
+      <w:r>
+        <w:rPr>
+          <w:bCs/>
+          <w:sz w:val="32"/>
+          <w:szCs w:val="32"/>
+        </w:rPr>
+        <w:t xml:space="preserve"> Mỗi mô hình đều có đặc điểm, ưu điểm và hạn chế riêng</w:t>
       </w:r>
       <w:r>
         <w:rPr>
@@ -3288,114 +3349,6 @@
           <w:sz w:val="40"/>
           <w:szCs w:val="40"/>
         </w:rPr>
-        <w:t xml:space="preserve"> </w:t>
-      </w:r>
-      <w:r>
-        <w:rPr>
-          <w:b/>
-          <w:sz w:val="40"/>
-          <w:szCs w:val="40"/>
-        </w:rPr>
-        <w:t>: QUY TRÌNH PHÁT TRIỂN</w:t>
-      </w:r>
-      <w:r>
-        <w:rPr>
-          <w:b/>
-          <w:sz w:val="40"/>
-          <w:szCs w:val="40"/>
-        </w:rPr>
-        <w:t xml:space="preserve"> </w:t>
-      </w:r>
-    </w:p>
-    <w:p>
-      <w:pPr>
-        <w:spacing w:line="276" w:lineRule="auto"/>
-        <w:rPr>
-          <w:b/>
-          <w:sz w:val="36"/>
-          <w:szCs w:val="36"/>
-        </w:rPr>
-      </w:pPr>
-      <w:r>
-        <w:rPr>
-          <w:b/>
-          <w:sz w:val="36"/>
-          <w:szCs w:val="36"/>
-        </w:rPr>
-        <w:t>2.</w:t>
-      </w:r>
-      <w:r>
-        <w:rPr>
-          <w:b/>
-          <w:sz w:val="36"/>
-          <w:szCs w:val="36"/>
-        </w:rPr>
-        <w:t>1</w:t>
-      </w:r>
-      <w:r>
-        <w:rPr>
-          <w:b/>
-          <w:sz w:val="36"/>
-          <w:szCs w:val="36"/>
-        </w:rPr>
-        <w:t>. Đặc điểm và đánh giá các mô hình tiêu biểu</w:t>
-      </w:r>
-    </w:p>
-    <w:p>
-      <w:pPr>
-        <w:spacing w:line="276" w:lineRule="auto"/>
-        <w:rPr>
-          <w:bCs/>
-          <w:sz w:val="32"/>
-          <w:szCs w:val="32"/>
-        </w:rPr>
-      </w:pPr>
-      <w:r>
-        <w:rPr>
-          <w:bCs/>
-          <w:sz w:val="32"/>
-          <w:szCs w:val="32"/>
-        </w:rPr>
-        <w:t xml:space="preserve">Trong quá trình phát triển hệ thống, việc lựa chọn mô hình phát triển phần mềm phù hợp đóng vai trò quan trọng nhằm đảm bảo tiến độ, chất lượng và khả năng đáp ứng yêu cầu thực tế. Hiện nay, có nhiều mô hình phát triển phần mềm phổ biến như: Waterfall, V-Model, Spiral, </w:t>
-      </w:r>
-      <w:r>
-        <w:rPr>
-          <w:bCs/>
-          <w:sz w:val="32"/>
-          <w:szCs w:val="32"/>
-        </w:rPr>
-        <w:t>Iterative</w:t>
-      </w:r>
-      <w:r>
-        <w:rPr>
-          <w:bCs/>
-          <w:sz w:val="32"/>
-          <w:szCs w:val="32"/>
-        </w:rPr>
-        <w:t xml:space="preserve"> và Agile</w:t>
-      </w:r>
-      <w:r>
-        <w:rPr>
-          <w:bCs/>
-          <w:sz w:val="32"/>
-          <w:szCs w:val="32"/>
-        </w:rPr>
-        <w:t xml:space="preserve"> …. </w:t>
-      </w:r>
-      <w:r>
-        <w:rPr>
-          <w:bCs/>
-          <w:sz w:val="32"/>
-          <w:szCs w:val="32"/>
-        </w:rPr>
-        <w:t xml:space="preserve"> Mỗi mô hình đều có đặc điểm, ưu điểm và hạn chế riêng</w:t>
-      </w:r>
-      <w:r>
-        <w:rPr>
-          <w:b/>
-          <w:sz w:val="40"/>
-          <w:szCs w:val="40"/>
-        </w:rPr>
         <w:t xml:space="preserve"> .</w:t>
       </w:r>
     </w:p>
@@ -3422,15 +3375,7 @@
           <w:sz w:val="32"/>
           <w:szCs w:val="32"/>
         </w:rPr>
-        <w:t>Một số mô hình phát triển phần mềm tiêu biểu</w:t>
-      </w:r>
-      <w:r>
-        <w:rPr>
-          <w:b/>
-          <w:sz w:val="32"/>
-          <w:szCs w:val="32"/>
-        </w:rPr>
-        <w:t xml:space="preserve"> : </w:t>
+        <w:t xml:space="preserve">Một số mô hình phát triển phần mềm tiêu biểu : </w:t>
       </w:r>
     </w:p>
     <w:p>
@@ -4042,21 +3987,7 @@
           <w:sz w:val="32"/>
           <w:szCs w:val="32"/>
         </w:rPr>
-        <w:t>Nội dung chính</w:t>
-      </w:r>
-      <w:r>
-        <w:rPr>
-          <w:sz w:val="32"/>
-          <w:szCs w:val="32"/>
-        </w:rPr>
-        <w:t xml:space="preserve"> </w:t>
-      </w:r>
-      <w:r>
-        <w:rPr>
-          <w:sz w:val="32"/>
-          <w:szCs w:val="32"/>
-        </w:rPr>
-        <w:t>:</w:t>
+        <w:t>Nội dung chính :</w:t>
       </w:r>
       <w:r>
         <w:rPr>
@@ -4087,21 +4018,7 @@
           <w:sz w:val="32"/>
           <w:szCs w:val="32"/>
         </w:rPr>
-        <w:t>Ưu điểm</w:t>
-      </w:r>
-      <w:r>
-        <w:rPr>
-          <w:sz w:val="32"/>
-          <w:szCs w:val="32"/>
-        </w:rPr>
-        <w:t xml:space="preserve"> </w:t>
-      </w:r>
-      <w:r>
-        <w:rPr>
-          <w:sz w:val="32"/>
-          <w:szCs w:val="32"/>
-        </w:rPr>
-        <w:t>:</w:t>
+        <w:t>Ưu điểm :</w:t>
       </w:r>
       <w:r>
         <w:rPr>
@@ -4132,21 +4049,7 @@
           <w:sz w:val="32"/>
           <w:szCs w:val="32"/>
         </w:rPr>
-        <w:t>Nhược điểm</w:t>
-      </w:r>
-      <w:r>
-        <w:rPr>
-          <w:sz w:val="32"/>
-          <w:szCs w:val="32"/>
-        </w:rPr>
-        <w:t xml:space="preserve"> </w:t>
-      </w:r>
-      <w:r>
-        <w:rPr>
-          <w:sz w:val="32"/>
-          <w:szCs w:val="32"/>
-        </w:rPr>
-        <w:t>:</w:t>
+        <w:t>Nhược điểm :</w:t>
       </w:r>
       <w:r>
         <w:rPr>
@@ -4227,45 +4130,15 @@
           <w:sz w:val="32"/>
           <w:szCs w:val="32"/>
         </w:rPr>
-        <w:t>Nội dung chính</w:t>
-      </w:r>
-      <w:r>
-        <w:rPr>
-          <w:sz w:val="32"/>
-          <w:szCs w:val="32"/>
-        </w:rPr>
-        <w:t xml:space="preserve"> </w:t>
-      </w:r>
-      <w:r>
-        <w:rPr>
-          <w:sz w:val="32"/>
-          <w:szCs w:val="32"/>
-        </w:rPr>
-        <w:t>:</w:t>
-      </w:r>
-      <w:r>
-        <w:rPr>
-          <w:bCs/>
-          <w:sz w:val="32"/>
-          <w:szCs w:val="32"/>
-        </w:rPr>
-        <w:t xml:space="preserve"> Chia nhỏ công việc thành các chu kỳ  ngắ</w:t>
-      </w:r>
-      <w:r>
-        <w:rPr>
-          <w:bCs/>
-          <w:sz w:val="32"/>
-          <w:szCs w:val="32"/>
-        </w:rPr>
-        <w:t>n</w:t>
-      </w:r>
-      <w:r>
-        <w:rPr>
-          <w:bCs/>
-          <w:sz w:val="32"/>
-          <w:szCs w:val="32"/>
-        </w:rPr>
-        <w:t>. Đề cao phần mềm chạy tốt hơn là tài liệu quá chi tiết.</w:t>
+        <w:t>Nội dung chính :</w:t>
+      </w:r>
+      <w:r>
+        <w:rPr>
+          <w:bCs/>
+          <w:sz w:val="32"/>
+          <w:szCs w:val="32"/>
+        </w:rPr>
+        <w:t xml:space="preserve"> Chia nhỏ công việc thành các chu kỳ  ngắn. Đề cao phần mềm chạy tốt hơn là tài liệu quá chi tiết.</w:t>
       </w:r>
     </w:p>
     <w:p>
@@ -4288,21 +4161,7 @@
           <w:sz w:val="32"/>
           <w:szCs w:val="32"/>
         </w:rPr>
-        <w:t>Ưu điểm</w:t>
-      </w:r>
-      <w:r>
-        <w:rPr>
-          <w:sz w:val="32"/>
-          <w:szCs w:val="32"/>
-        </w:rPr>
-        <w:t xml:space="preserve"> </w:t>
-      </w:r>
-      <w:r>
-        <w:rPr>
-          <w:sz w:val="32"/>
-          <w:szCs w:val="32"/>
-        </w:rPr>
-        <w:t>:</w:t>
+        <w:t>Ưu điểm :</w:t>
       </w:r>
       <w:r>
         <w:rPr>
@@ -4333,21 +4192,7 @@
           <w:sz w:val="32"/>
           <w:szCs w:val="32"/>
         </w:rPr>
-        <w:t>Nhược điểm</w:t>
-      </w:r>
-      <w:r>
-        <w:rPr>
-          <w:sz w:val="32"/>
-          <w:szCs w:val="32"/>
-        </w:rPr>
-        <w:t xml:space="preserve"> </w:t>
-      </w:r>
-      <w:r>
-        <w:rPr>
-          <w:sz w:val="32"/>
-          <w:szCs w:val="32"/>
-        </w:rPr>
-        <w:t xml:space="preserve">: </w:t>
+        <w:t xml:space="preserve">Nhược điểm : </w:t>
       </w:r>
       <w:r>
         <w:rPr>
@@ -4522,15 +4367,7 @@
           <w:sz w:val="32"/>
           <w:szCs w:val="32"/>
         </w:rPr>
-        <w:t xml:space="preserve"> Chia nhỏ dự án thành các giai đoạn ngắn, tập trung hoàn thiện từng chức năng (Giao diện, Giỏ hàng, Admin) giúp kiểm soát tiến độ </w:t>
-      </w:r>
-      <w:r>
-        <w:rPr>
-          <w:bCs/>
-          <w:sz w:val="32"/>
-          <w:szCs w:val="32"/>
-        </w:rPr>
-        <w:t>làm việc</w:t>
+        <w:t xml:space="preserve"> Chia nhỏ dự án thành các giai đoạn ngắn, tập trung hoàn thiện từng chức năng (Giao diện, Giỏ hàng, Admin) giúp kiểm soát tiến độ làm việc</w:t>
       </w:r>
       <w:r>
         <w:rPr>
@@ -4731,8 +4568,87 @@
     </w:p>
     <w:p>
       <w:pPr>
-        <w:spacing w:line="276" w:lineRule="auto"/>
-        <w:jc w:val="both"/>
+        <w:spacing w:after="160" w:line="259" w:lineRule="auto"/>
+        <w:rPr>
+          <w:bCs/>
+          <w:sz w:val="32"/>
+          <w:szCs w:val="32"/>
+        </w:rPr>
+      </w:pPr>
+    </w:p>
+    <w:p>
+      <w:pPr>
+        <w:spacing w:after="160" w:line="259" w:lineRule="auto"/>
+        <w:rPr>
+          <w:bCs/>
+          <w:sz w:val="32"/>
+          <w:szCs w:val="32"/>
+        </w:rPr>
+      </w:pPr>
+    </w:p>
+    <w:p>
+      <w:pPr>
+        <w:spacing w:after="160" w:line="259" w:lineRule="auto"/>
+        <w:rPr>
+          <w:bCs/>
+          <w:sz w:val="32"/>
+          <w:szCs w:val="32"/>
+        </w:rPr>
+      </w:pPr>
+    </w:p>
+    <w:p>
+      <w:pPr>
+        <w:spacing w:after="160" w:line="259" w:lineRule="auto"/>
+        <w:rPr>
+          <w:bCs/>
+          <w:sz w:val="32"/>
+          <w:szCs w:val="32"/>
+        </w:rPr>
+      </w:pPr>
+    </w:p>
+    <w:p>
+      <w:pPr>
+        <w:spacing w:after="160" w:line="259" w:lineRule="auto"/>
+        <w:rPr>
+          <w:bCs/>
+          <w:sz w:val="32"/>
+          <w:szCs w:val="32"/>
+        </w:rPr>
+      </w:pPr>
+    </w:p>
+    <w:p>
+      <w:pPr>
+        <w:spacing w:after="160" w:line="259" w:lineRule="auto"/>
+        <w:rPr>
+          <w:bCs/>
+          <w:sz w:val="32"/>
+          <w:szCs w:val="32"/>
+        </w:rPr>
+      </w:pPr>
+    </w:p>
+    <w:p>
+      <w:pPr>
+        <w:spacing w:after="160" w:line="259" w:lineRule="auto"/>
+        <w:rPr>
+          <w:bCs/>
+          <w:sz w:val="32"/>
+          <w:szCs w:val="32"/>
+        </w:rPr>
+      </w:pPr>
+    </w:p>
+    <w:p>
+      <w:pPr>
+        <w:spacing w:after="160" w:line="259" w:lineRule="auto"/>
+        <w:rPr>
+          <w:bCs/>
+          <w:sz w:val="32"/>
+          <w:szCs w:val="32"/>
+        </w:rPr>
+      </w:pPr>
+    </w:p>
+    <w:p>
+      <w:pPr>
+        <w:spacing w:after="160" w:line="259" w:lineRule="auto"/>
         <w:rPr>
           <w:bCs/>
           <w:sz w:val="32"/>
@@ -4897,6 +4813,7 @@
       <w:r>
         <w:rPr>
           <w:bCs/>
+          <w:noProof/>
           <w:sz w:val="32"/>
           <w:szCs w:val="32"/>
         </w:rPr>
@@ -4951,6 +4868,7 @@
       <w:r>
         <w:rPr>
           <w:bCs/>
+          <w:noProof/>
           <w:sz w:val="24"/>
           <w:szCs w:val="24"/>
         </w:rPr>
@@ -5056,43 +4974,20 @@
       <w:pPr>
         <w:spacing w:line="276" w:lineRule="auto"/>
         <w:ind w:left="360"/>
-        <w:rPr>
-          <w:bCs/>
-          <w:sz w:val="32"/>
-          <w:szCs w:val="32"/>
-        </w:rPr>
-      </w:pPr>
-      <w:r>
-        <w:rPr>
-          <w:bCs/>
-          <w:sz w:val="32"/>
-          <w:szCs w:val="32"/>
-        </w:rPr>
-        <w:t xml:space="preserve">-&gt; </w:t>
-      </w:r>
-      <w:r>
-        <w:rPr>
-          <w:bCs/>
-          <w:sz w:val="32"/>
-          <w:szCs w:val="32"/>
-        </w:rPr>
-        <w:t xml:space="preserve"> Với những đánh giá trê</w:t>
-      </w:r>
-      <w:r>
-        <w:rPr>
-          <w:bCs/>
-          <w:sz w:val="32"/>
-          <w:szCs w:val="32"/>
-        </w:rPr>
-        <w:t xml:space="preserve">n , </w:t>
-      </w:r>
-      <w:r>
-        <w:rPr>
-          <w:bCs/>
-          <w:sz w:val="32"/>
-          <w:szCs w:val="32"/>
-        </w:rPr>
-        <w:t>việc bán hàng trự</w:t>
+        <w:jc w:val="both"/>
+        <w:rPr>
+          <w:bCs/>
+          <w:sz w:val="32"/>
+          <w:szCs w:val="32"/>
+        </w:rPr>
+      </w:pPr>
+      <w:r>
+        <w:rPr>
+          <w:bCs/>
+          <w:sz w:val="32"/>
+          <w:szCs w:val="32"/>
+        </w:rPr>
+        <w:t>-&gt;  Với những đánh giá trên , việc bán hàng trự</w:t>
       </w:r>
       <w:r>
         <w:rPr>
@@ -5115,15 +5010,140 @@
       <w:pPr>
         <w:spacing w:line="276" w:lineRule="auto"/>
         <w:ind w:left="360"/>
-        <w:rPr>
-          <w:bCs/>
-          <w:sz w:val="32"/>
-          <w:szCs w:val="32"/>
-        </w:rPr>
-      </w:pPr>
-      <w:r>
-        <w:rPr>
-          <w:bCs/>
+        <w:jc w:val="both"/>
+        <w:rPr>
+          <w:bCs/>
+          <w:sz w:val="32"/>
+          <w:szCs w:val="32"/>
+        </w:rPr>
+      </w:pPr>
+      <w:r>
+        <w:rPr>
+          <w:bCs/>
+          <w:sz w:val="32"/>
+          <w:szCs w:val="32"/>
+        </w:rPr>
+        <w:t xml:space="preserve"> -&gt;  Việc lựa chọn trang web bán máy ảnh là một điều đúng khi thị trường máy ảnh ở nước ta còn hạn chế.</w:t>
+      </w:r>
+    </w:p>
+    <w:p>
+      <w:pPr>
+        <w:spacing w:line="276" w:lineRule="auto"/>
+        <w:ind w:left="360"/>
+        <w:jc w:val="both"/>
+        <w:rPr>
+          <w:b/>
+          <w:sz w:val="36"/>
+          <w:szCs w:val="36"/>
+        </w:rPr>
+      </w:pPr>
+      <w:r>
+        <w:rPr>
+          <w:b/>
+          <w:sz w:val="36"/>
+          <w:szCs w:val="36"/>
+        </w:rPr>
+        <w:t xml:space="preserve">3.1.1. Tầm quan trọng  của phần mềm </w:t>
+      </w:r>
+    </w:p>
+    <w:p>
+      <w:pPr>
+        <w:spacing w:line="276" w:lineRule="auto"/>
+        <w:ind w:left="360"/>
+        <w:jc w:val="both"/>
+        <w:rPr>
+          <w:sz w:val="32"/>
+          <w:szCs w:val="32"/>
+        </w:rPr>
+      </w:pPr>
+      <w:r>
+        <w:rPr>
+          <w:b/>
+          <w:sz w:val="36"/>
+          <w:szCs w:val="36"/>
+        </w:rPr>
+        <w:t xml:space="preserve">- </w:t>
+      </w:r>
+      <w:r>
+        <w:rPr>
+          <w:sz w:val="32"/>
+          <w:szCs w:val="32"/>
+        </w:rPr>
+        <w:t xml:space="preserve">Đơn giản hoá thủ tục </w:t>
+      </w:r>
+      <w:r>
+        <w:rPr>
+          <w:sz w:val="32"/>
+          <w:szCs w:val="32"/>
+        </w:rPr>
+        <w:t>: Thay thế ghi chép tay, tự động tính toán hóa đơn và cập nhật kho hàng chính xác .</w:t>
+      </w:r>
+    </w:p>
+    <w:p>
+      <w:pPr>
+        <w:spacing w:line="276" w:lineRule="auto"/>
+        <w:ind w:left="360"/>
+        <w:jc w:val="both"/>
+        <w:rPr>
+          <w:sz w:val="32"/>
+          <w:szCs w:val="32"/>
+        </w:rPr>
+      </w:pPr>
+      <w:r>
+        <w:rPr>
+          <w:sz w:val="32"/>
+          <w:szCs w:val="32"/>
+        </w:rPr>
+        <w:t xml:space="preserve">- Tập trung quyền quản lí </w:t>
+      </w:r>
+      <w:r>
+        <w:rPr>
+          <w:sz w:val="32"/>
+          <w:szCs w:val="32"/>
+        </w:rPr>
+        <w:t>: giúp tra cứu thông tin máy ảnh và đơn hàng tức thì thay vì lục tìm sổ sách</w:t>
+      </w:r>
+      <w:r>
+        <w:rPr>
+          <w:sz w:val="32"/>
+          <w:szCs w:val="32"/>
+        </w:rPr>
+        <w:t xml:space="preserve"> một cách thủ công</w:t>
+      </w:r>
+    </w:p>
+    <w:p>
+      <w:pPr>
+        <w:spacing w:line="276" w:lineRule="auto"/>
+        <w:ind w:left="360"/>
+        <w:jc w:val="both"/>
+        <w:rPr>
+          <w:sz w:val="32"/>
+          <w:szCs w:val="32"/>
+        </w:rPr>
+      </w:pPr>
+      <w:r>
+        <w:rPr>
+          <w:sz w:val="32"/>
+          <w:szCs w:val="32"/>
+        </w:rPr>
+        <w:t xml:space="preserve">- </w:t>
+      </w:r>
+      <w:r>
+        <w:rPr>
+          <w:sz w:val="32"/>
+          <w:szCs w:val="32"/>
+        </w:rPr>
+        <w:t>Tăng</w:t>
+      </w:r>
+      <w:r>
+        <w:rPr>
+          <w:sz w:val="32"/>
+          <w:szCs w:val="32"/>
+        </w:rPr>
+        <w:t xml:space="preserve"> độ nhận diện thương hiệu :</w:t>
+      </w:r>
+      <w:r>
+        <w:rPr>
           <w:sz w:val="32"/>
           <w:szCs w:val="32"/>
         </w:rPr>
@@ -5131,49 +5151,102 @@
       </w:r>
       <w:r>
         <w:rPr>
-          <w:bCs/>
-          <w:sz w:val="32"/>
-          <w:szCs w:val="32"/>
-        </w:rPr>
-        <w:t xml:space="preserve">-&gt; </w:t>
-      </w:r>
-      <w:r>
-        <w:rPr>
-          <w:bCs/>
-          <w:sz w:val="32"/>
-          <w:szCs w:val="32"/>
-        </w:rPr>
-        <w:t xml:space="preserve"> Việc lựa chọn trang web bán máy ảnh là một điều đúng khi thị trường máy ảnh ở nước ta còn hạn chế.</w:t>
+          <w:sz w:val="32"/>
+          <w:szCs w:val="32"/>
+        </w:rPr>
+        <w:t>g</w:t>
+      </w:r>
+      <w:r>
+        <w:rPr>
+          <w:sz w:val="32"/>
+          <w:szCs w:val="32"/>
+        </w:rPr>
+        <w:t>iao diện chuyên nghiệp và quy trình mua hàng rõ ràng giúp tạo lòng tin và nâng cao trải nghiệm khách hàng</w:t>
       </w:r>
     </w:p>
     <w:p>
       <w:pPr>
         <w:spacing w:line="276" w:lineRule="auto"/>
         <w:ind w:left="360"/>
-        <w:rPr>
-          <w:bCs/>
-          <w:sz w:val="32"/>
-          <w:szCs w:val="32"/>
-        </w:rPr>
-      </w:pPr>
-    </w:p>
-    <w:p>
-      <w:pPr>
-        <w:spacing w:after="160" w:line="259" w:lineRule="auto"/>
-        <w:rPr>
-          <w:bCs/>
-          <w:sz w:val="32"/>
-          <w:szCs w:val="32"/>
-        </w:rPr>
-      </w:pPr>
-      <w:r>
-        <w:rPr>
-          <w:bCs/>
-          <w:sz w:val="32"/>
-          <w:szCs w:val="32"/>
-        </w:rPr>
-        <w:br w:type="page"/>
-      </w:r>
+        <w:jc w:val="both"/>
+        <w:rPr>
+          <w:sz w:val="32"/>
+          <w:szCs w:val="32"/>
+        </w:rPr>
+      </w:pPr>
+      <w:r>
+        <w:rPr>
+          <w:sz w:val="32"/>
+          <w:szCs w:val="32"/>
+        </w:rPr>
+        <w:t xml:space="preserve">- </w:t>
+      </w:r>
+      <w:r>
+        <w:rPr>
+          <w:sz w:val="32"/>
+          <w:szCs w:val="32"/>
+        </w:rPr>
+        <w:t xml:space="preserve">Hỗ trợ </w:t>
+      </w:r>
+      <w:r>
+        <w:rPr>
+          <w:sz w:val="32"/>
+          <w:szCs w:val="32"/>
+        </w:rPr>
+        <w:t xml:space="preserve">chiến lược bán hàng </w:t>
+      </w:r>
+      <w:r>
+        <w:rPr>
+          <w:sz w:val="32"/>
+          <w:szCs w:val="32"/>
+        </w:rPr>
+        <w:t>: Cung cấp báo cáo doanh thu và thống kê sản phẩm bán chạy để chủ cửa hàng có chiến lược nhập hàng</w:t>
+      </w:r>
+      <w:r>
+        <w:rPr>
+          <w:sz w:val="32"/>
+          <w:szCs w:val="32"/>
+        </w:rPr>
+        <w:t xml:space="preserve"> và thanh lí hàng tồn</w:t>
+      </w:r>
+      <w:r>
+        <w:rPr>
+          <w:sz w:val="32"/>
+          <w:szCs w:val="32"/>
+        </w:rPr>
+        <w:t xml:space="preserve"> phù hợp.</w:t>
+      </w:r>
+    </w:p>
+    <w:p>
+      <w:pPr>
+        <w:spacing w:line="276" w:lineRule="auto"/>
+        <w:ind w:left="360"/>
+        <w:jc w:val="both"/>
+        <w:rPr>
+          <w:sz w:val="32"/>
+          <w:szCs w:val="32"/>
+        </w:rPr>
+      </w:pPr>
+    </w:p>
+    <w:p>
+      <w:pPr>
+        <w:spacing w:line="276" w:lineRule="auto"/>
+        <w:ind w:left="360"/>
+        <w:rPr>
+          <w:sz w:val="32"/>
+          <w:szCs w:val="32"/>
+        </w:rPr>
+      </w:pPr>
+    </w:p>
+    <w:p>
+      <w:pPr>
+        <w:spacing w:line="276" w:lineRule="auto"/>
+        <w:ind w:left="360"/>
+        <w:rPr>
+          <w:sz w:val="32"/>
+          <w:szCs w:val="32"/>
+        </w:rPr>
+      </w:pPr>
     </w:p>
     <w:p>
       <w:pPr>
@@ -5195,7 +5268,6 @@
           <w:sz w:val="36"/>
           <w:szCs w:val="36"/>
         </w:rPr>
-        <w:lastRenderedPageBreak/>
         <w:t>Yêu cầu người dùng</w:t>
       </w:r>
       <w:r>
@@ -5839,15 +5911,7 @@
                 <w:sz w:val="36"/>
                 <w:szCs w:val="36"/>
               </w:rPr>
-              <w:t xml:space="preserve">4. </w:t>
-            </w:r>
-            <w:r>
-              <w:rPr>
-                <w:bCs/>
-                <w:sz w:val="36"/>
-                <w:szCs w:val="36"/>
-              </w:rPr>
-              <w:t>Khả năng tải</w:t>
+              <w:t>4. Khả năng tải</w:t>
             </w:r>
           </w:p>
         </w:tc>
@@ -5955,66 +6019,23 @@
           <w:sz w:val="32"/>
           <w:szCs w:val="32"/>
         </w:rPr>
-        <w:t xml:space="preserve">Frontend : Sử dụng Template từ một nguồn uy tín ( "© 2023, made by Creative Tim for a better web.".) </w:t>
-      </w:r>
-    </w:p>
-    <w:p>
-      <w:pPr>
-        <w:spacing w:line="276" w:lineRule="auto"/>
-        <w:jc w:val="both"/>
-        <w:rPr>
-          <w:bCs/>
-          <w:sz w:val="32"/>
-          <w:szCs w:val="32"/>
-        </w:rPr>
-      </w:pPr>
-      <w:r>
-        <w:rPr>
-          <w:bCs/>
-          <w:sz w:val="32"/>
-          <w:szCs w:val="32"/>
-        </w:rPr>
-        <w:t>-</w:t>
-      </w:r>
-      <w:r>
-        <w:rPr>
-          <w:bCs/>
-          <w:sz w:val="32"/>
-          <w:szCs w:val="32"/>
-        </w:rPr>
-        <w:t xml:space="preserve"> </w:t>
-      </w:r>
-      <w:r>
-        <w:rPr>
-          <w:bCs/>
-          <w:sz w:val="32"/>
-          <w:szCs w:val="32"/>
-        </w:rPr>
-        <w:t>Backend :</w:t>
-      </w:r>
-      <w:r>
-        <w:rPr>
-          <w:bCs/>
-          <w:sz w:val="32"/>
-          <w:szCs w:val="32"/>
-        </w:rPr>
-        <w:t xml:space="preserve"> Ngôn ngữ C# kết hợp cùng framework </w:t>
-      </w:r>
-      <w:r>
-        <w:rPr>
-          <w:bCs/>
-          <w:sz w:val="32"/>
-          <w:szCs w:val="32"/>
-        </w:rPr>
-        <w:t xml:space="preserve">ASP .NET Core MVC nhằm xây dựng sản phẩm mang tính hiện đại bằng kiến trúc rõ ràng , được tối ưu hoá giúp tách biệt rõ ràng giữa Model , View và Controller </w:t>
-      </w:r>
-      <w:r>
-        <w:rPr>
-          <w:bCs/>
-          <w:sz w:val="32"/>
-          <w:szCs w:val="32"/>
-        </w:rPr>
-        <w:t>được chạy bằng IDE Visual Studio 2022</w:t>
+        <w:t>Frontend : Sử dụng Template từ một nguồn uy tín ( "© 2023, made by Creative Tim for a better web."</w:t>
+      </w:r>
+      <w:r>
+        <w:rPr>
+          <w:bCs/>
+          <w:sz w:val="32"/>
+          <w:szCs w:val="32"/>
+        </w:rPr>
+        <w:t xml:space="preserve"> , dựa trên  tiêu chí lựa chọn : HTML , CSS, Jquery và Boostrap </w:t>
+      </w:r>
+      <w:r>
+        <w:rPr>
+          <w:bCs/>
+          <w:sz w:val="32"/>
+          <w:szCs w:val="32"/>
+        </w:rPr>
+        <w:t>)</w:t>
       </w:r>
     </w:p>
     <w:p>
@@ -6050,6 +6071,65 @@
           <w:sz w:val="32"/>
           <w:szCs w:val="32"/>
         </w:rPr>
+        <w:t>Backend :</w:t>
+      </w:r>
+      <w:r>
+        <w:rPr>
+          <w:bCs/>
+          <w:sz w:val="32"/>
+          <w:szCs w:val="32"/>
+        </w:rPr>
+        <w:t xml:space="preserve"> Ngôn ngữ C# kết hợp cùng framework </w:t>
+      </w:r>
+      <w:r>
+        <w:rPr>
+          <w:bCs/>
+          <w:sz w:val="32"/>
+          <w:szCs w:val="32"/>
+        </w:rPr>
+        <w:t xml:space="preserve">ASP .NET Core MVC nhằm xây dựng sản phẩm mang tính hiện đại bằng kiến trúc rõ ràng , được tối ưu hoá giúp tách biệt rõ ràng giữa Model , View và Controller </w:t>
+      </w:r>
+      <w:r>
+        <w:rPr>
+          <w:bCs/>
+          <w:sz w:val="32"/>
+          <w:szCs w:val="32"/>
+        </w:rPr>
+        <w:t>được chạy bằng IDE Visual Studio 2022</w:t>
+      </w:r>
+    </w:p>
+    <w:p>
+      <w:pPr>
+        <w:spacing w:line="276" w:lineRule="auto"/>
+        <w:jc w:val="both"/>
+        <w:rPr>
+          <w:bCs/>
+          <w:sz w:val="32"/>
+          <w:szCs w:val="32"/>
+        </w:rPr>
+      </w:pPr>
+      <w:r>
+        <w:rPr>
+          <w:bCs/>
+          <w:sz w:val="32"/>
+          <w:szCs w:val="32"/>
+        </w:rPr>
+        <w:t>-</w:t>
+      </w:r>
+      <w:r>
+        <w:rPr>
+          <w:bCs/>
+          <w:sz w:val="32"/>
+          <w:szCs w:val="32"/>
+        </w:rPr>
+        <w:t xml:space="preserve"> </w:t>
+      </w:r>
+      <w:r>
+        <w:rPr>
+          <w:bCs/>
+          <w:sz w:val="32"/>
+          <w:szCs w:val="32"/>
+        </w:rPr>
         <w:t>Cơ sở dữ liệu : Sử dụng SQL Server</w:t>
       </w:r>
       <w:r>
@@ -6080,6 +6160,7 @@
     <w:p>
       <w:pPr>
         <w:spacing w:line="276" w:lineRule="auto"/>
+        <w:jc w:val="both"/>
         <w:rPr>
           <w:bCs/>
           <w:sz w:val="32"/>
@@ -6098,6 +6179,7 @@
     <w:p>
       <w:pPr>
         <w:spacing w:line="276" w:lineRule="auto"/>
+        <w:jc w:val="both"/>
         <w:rPr>
           <w:bCs/>
           <w:sz w:val="32"/>
@@ -6116,6 +6198,7 @@
     <w:p>
       <w:pPr>
         <w:spacing w:line="276" w:lineRule="auto"/>
+        <w:jc w:val="both"/>
         <w:rPr>
           <w:bCs/>
           <w:sz w:val="32"/>
@@ -6174,6 +6257,7 @@
     <w:p>
       <w:pPr>
         <w:spacing w:line="276" w:lineRule="auto"/>
+        <w:jc w:val="both"/>
         <w:rPr>
           <w:bCs/>
           <w:sz w:val="32"/>
